--- a/patients/templates/patients/docs/informed_consent_paid_template.docx
+++ b/patients/templates/patients/docs/informed_consent_paid_template.docx
@@ -292,6 +292,23 @@
         <w:ind w:firstLineChars="200" w:firstLine="440"/>
         <w:jc w:val="both"/>
         <w:rPr>
+          <w:rFonts w:ascii="Times New Roman" w:hAnsi="Times New Roman"/>
+          <w:sz w:val="22"/>
+          <w:szCs w:val="22"/>
+          <w:lang w:val="ru-RU"/>
+        </w:rPr>
+      </w:pPr>
+    </w:p>
+    <w:p>
+      <w:pPr>
+        <w:pStyle w:val="ad"/>
+        <w:tabs>
+          <w:tab w:val="left" w:pos="163"/>
+        </w:tabs>
+        <w:spacing w:after="0" w:line="312" w:lineRule="auto"/>
+        <w:ind w:firstLineChars="200" w:firstLine="440"/>
+        <w:jc w:val="both"/>
+        <w:rPr>
           <w:rStyle w:val="blk"/>
           <w:rFonts w:ascii="Times New Roman" w:hAnsi="Times New Roman"/>
           <w:sz w:val="22"/>
@@ -306,7 +323,6 @@
           <w:szCs w:val="22"/>
           <w:lang w:val="ru-RU"/>
         </w:rPr>
-        <w:lastRenderedPageBreak/>
         <w:t xml:space="preserve">Я даю своё согласие на то, что вышеуказанные персональные данные могут быть переданы в Минздрав РК, Росздравнадзор, Роспотребнадзор, страховые медицинские организации, в иные ЛПУ и другие организации как с применением средств автоматизации, так и без их применения в связи с организацией оказания медицинской помощи, осуществления контроля качества ее оказания, а также в соответствии с действующим законодательством в Фонд социального страхования России и в медицинскую организацию, выбранную мной согласно ст. 21 Федерального закона "Об основах охраны здоровья граждан в Российской Федерации" от 21.11.2011 N 323-ФЗ </w:t>
       </w:r>
       <w:r>
